--- a/product_administration/Tesztelési dokumentáció.docx
+++ b/product_administration/Tesztelési dokumentáció.docx
@@ -4295,6 +4295,102 @@
     <w:p>
       <w:pPr>
         <w:spacing w:line="360" w:lineRule="auto"/>
+        <w:jc w:val="center"/>
+        <w:rPr>
+          <w:rFonts w:ascii="Times New Roman" w:hAnsi="Times New Roman" w:cs="Times New Roman"/>
+          <w:sz w:val="24"/>
+          <w:szCs w:val="24"/>
+        </w:rPr>
+      </w:pPr>
+      <w:r>
+        <w:rPr>
+          <w:rFonts w:ascii="Times New Roman" w:hAnsi="Times New Roman" w:cs="Times New Roman"/>
+          <w:noProof/>
+          <w:sz w:val="24"/>
+          <w:szCs w:val="24"/>
+        </w:rPr>
+        <w:drawing>
+          <wp:inline distT="0" distB="0" distL="0" distR="0" wp14:anchorId="3C5D40E7" wp14:editId="5A565EA0">
+            <wp:extent cx="5760720" cy="1276985"/>
+            <wp:effectExtent l="0" t="0" r="5080" b="5715"/>
+            <wp:docPr id="416329395" name="Picture 1" descr="A screenshot of a computer&#10;&#10;AI-generated content may be incorrect."/>
+            <wp:cNvGraphicFramePr>
+              <a:graphicFrameLocks xmlns:a="http://schemas.openxmlformats.org/drawingml/2006/main" noChangeAspect="1"/>
+            </wp:cNvGraphicFramePr>
+            <a:graphic xmlns:a="http://schemas.openxmlformats.org/drawingml/2006/main">
+              <a:graphicData uri="http://schemas.openxmlformats.org/drawingml/2006/picture">
+                <pic:pic xmlns:pic="http://schemas.openxmlformats.org/drawingml/2006/picture">
+                  <pic:nvPicPr>
+                    <pic:cNvPr id="416329395" name="Picture 1" descr="A screenshot of a computer&#10;&#10;AI-generated content may be incorrect."/>
+                    <pic:cNvPicPr/>
+                  </pic:nvPicPr>
+                  <pic:blipFill>
+                    <a:blip r:embed="rId7"/>
+                    <a:stretch>
+                      <a:fillRect/>
+                    </a:stretch>
+                  </pic:blipFill>
+                  <pic:spPr>
+                    <a:xfrm>
+                      <a:off x="0" y="0"/>
+                      <a:ext cx="5760720" cy="1276985"/>
+                    </a:xfrm>
+                    <a:prstGeom prst="rect">
+                      <a:avLst/>
+                    </a:prstGeom>
+                  </pic:spPr>
+                </pic:pic>
+              </a:graphicData>
+            </a:graphic>
+          </wp:inline>
+        </w:drawing>
+      </w:r>
+    </w:p>
+    <w:p>
+      <w:pPr>
+        <w:pStyle w:val="ListParagraph"/>
+        <w:numPr>
+          <w:ilvl w:val="0"/>
+          <w:numId w:val="64"/>
+        </w:numPr>
+        <w:spacing w:line="360" w:lineRule="auto"/>
+        <w:jc w:val="center"/>
+        <w:rPr>
+          <w:rFonts w:ascii="Times New Roman" w:hAnsi="Times New Roman" w:cs="Times New Roman"/>
+          <w:sz w:val="24"/>
+          <w:szCs w:val="24"/>
+        </w:rPr>
+      </w:pPr>
+      <w:r>
+        <w:rPr>
+          <w:rFonts w:ascii="Times New Roman" w:hAnsi="Times New Roman" w:cs="Times New Roman"/>
+          <w:sz w:val="24"/>
+          <w:szCs w:val="24"/>
+        </w:rPr>
+        <w:t xml:space="preserve">ábra – </w:t>
+      </w:r>
+      <w:proofErr w:type="spellStart"/>
+      <w:r>
+        <w:rPr>
+          <w:rFonts w:ascii="Times New Roman" w:hAnsi="Times New Roman" w:cs="Times New Roman"/>
+          <w:sz w:val="24"/>
+          <w:szCs w:val="24"/>
+        </w:rPr>
+        <w:t>ProductTest</w:t>
+      </w:r>
+      <w:proofErr w:type="spellEnd"/>
+      <w:r>
+        <w:rPr>
+          <w:rFonts w:ascii="Times New Roman" w:hAnsi="Times New Roman" w:cs="Times New Roman"/>
+          <w:sz w:val="24"/>
+          <w:szCs w:val="24"/>
+        </w:rPr>
+        <w:t xml:space="preserve"> futásának eredménye</w:t>
+      </w:r>
+    </w:p>
+    <w:p>
+      <w:pPr>
+        <w:spacing w:line="360" w:lineRule="auto"/>
         <w:jc w:val="both"/>
         <w:rPr>
           <w:rFonts w:ascii="Times New Roman" w:hAnsi="Times New Roman" w:cs="Times New Roman"/>
@@ -4448,6 +4544,7 @@
           <w:sz w:val="24"/>
           <w:szCs w:val="24"/>
         </w:rPr>
+        <w:lastRenderedPageBreak/>
         <w:t xml:space="preserve">A tesztosztály neve </w:t>
       </w:r>
       <w:proofErr w:type="spellStart"/>
@@ -4664,7 +4761,6 @@
           <w:sz w:val="24"/>
           <w:szCs w:val="24"/>
         </w:rPr>
-        <w:lastRenderedPageBreak/>
         <w:t xml:space="preserve">Ellenőrzi, hogy a válasz adat, </w:t>
       </w:r>
       <w:proofErr w:type="spellStart"/>
@@ -5491,6 +5587,7 @@
           <w:sz w:val="24"/>
           <w:szCs w:val="24"/>
         </w:rPr>
+        <w:lastRenderedPageBreak/>
         <w:t>A 4. oldalra küld kérést (</w:t>
       </w:r>
       <w:proofErr w:type="spellStart"/>
@@ -5664,7 +5761,6 @@
           <w:sz w:val="24"/>
           <w:szCs w:val="24"/>
         </w:rPr>
-        <w:lastRenderedPageBreak/>
         <w:t xml:space="preserve">Először PHP </w:t>
       </w:r>
       <w:proofErr w:type="spellStart"/>
@@ -6101,6 +6197,102 @@
     <w:p>
       <w:pPr>
         <w:spacing w:line="360" w:lineRule="auto"/>
+        <w:jc w:val="center"/>
+        <w:rPr>
+          <w:rFonts w:ascii="Times New Roman" w:hAnsi="Times New Roman" w:cs="Times New Roman"/>
+          <w:sz w:val="24"/>
+          <w:szCs w:val="24"/>
+        </w:rPr>
+      </w:pPr>
+      <w:r>
+        <w:rPr>
+          <w:rFonts w:ascii="Times New Roman" w:hAnsi="Times New Roman" w:cs="Times New Roman"/>
+          <w:noProof/>
+          <w:sz w:val="24"/>
+          <w:szCs w:val="24"/>
+        </w:rPr>
+        <w:drawing>
+          <wp:inline distT="0" distB="0" distL="0" distR="0" wp14:anchorId="67761DA7" wp14:editId="1E53A6A4">
+            <wp:extent cx="5760720" cy="913130"/>
+            <wp:effectExtent l="0" t="0" r="5080" b="1270"/>
+            <wp:docPr id="1312620367" name="Picture 1" descr="A close up of a computer screen&#10;&#10;AI-generated content may be incorrect."/>
+            <wp:cNvGraphicFramePr>
+              <a:graphicFrameLocks xmlns:a="http://schemas.openxmlformats.org/drawingml/2006/main" noChangeAspect="1"/>
+            </wp:cNvGraphicFramePr>
+            <a:graphic xmlns:a="http://schemas.openxmlformats.org/drawingml/2006/main">
+              <a:graphicData uri="http://schemas.openxmlformats.org/drawingml/2006/picture">
+                <pic:pic xmlns:pic="http://schemas.openxmlformats.org/drawingml/2006/picture">
+                  <pic:nvPicPr>
+                    <pic:cNvPr id="1312620367" name="Picture 1" descr="A close up of a computer screen&#10;&#10;AI-generated content may be incorrect."/>
+                    <pic:cNvPicPr/>
+                  </pic:nvPicPr>
+                  <pic:blipFill>
+                    <a:blip r:embed="rId8"/>
+                    <a:stretch>
+                      <a:fillRect/>
+                    </a:stretch>
+                  </pic:blipFill>
+                  <pic:spPr>
+                    <a:xfrm>
+                      <a:off x="0" y="0"/>
+                      <a:ext cx="5760720" cy="913130"/>
+                    </a:xfrm>
+                    <a:prstGeom prst="rect">
+                      <a:avLst/>
+                    </a:prstGeom>
+                  </pic:spPr>
+                </pic:pic>
+              </a:graphicData>
+            </a:graphic>
+          </wp:inline>
+        </w:drawing>
+      </w:r>
+    </w:p>
+    <w:p>
+      <w:pPr>
+        <w:pStyle w:val="ListParagraph"/>
+        <w:numPr>
+          <w:ilvl w:val="0"/>
+          <w:numId w:val="64"/>
+        </w:numPr>
+        <w:spacing w:line="360" w:lineRule="auto"/>
+        <w:jc w:val="center"/>
+        <w:rPr>
+          <w:rFonts w:ascii="Times New Roman" w:hAnsi="Times New Roman" w:cs="Times New Roman"/>
+          <w:sz w:val="24"/>
+          <w:szCs w:val="24"/>
+        </w:rPr>
+      </w:pPr>
+      <w:r>
+        <w:rPr>
+          <w:rFonts w:ascii="Times New Roman" w:hAnsi="Times New Roman" w:cs="Times New Roman"/>
+          <w:sz w:val="24"/>
+          <w:szCs w:val="24"/>
+        </w:rPr>
+        <w:t xml:space="preserve">ábra – </w:t>
+      </w:r>
+      <w:proofErr w:type="spellStart"/>
+      <w:r>
+        <w:rPr>
+          <w:rFonts w:ascii="Times New Roman" w:hAnsi="Times New Roman" w:cs="Times New Roman"/>
+          <w:sz w:val="24"/>
+          <w:szCs w:val="24"/>
+        </w:rPr>
+        <w:t>SearchProductTest</w:t>
+      </w:r>
+      <w:proofErr w:type="spellEnd"/>
+      <w:r>
+        <w:rPr>
+          <w:rFonts w:ascii="Times New Roman" w:hAnsi="Times New Roman" w:cs="Times New Roman"/>
+          <w:sz w:val="24"/>
+          <w:szCs w:val="24"/>
+        </w:rPr>
+        <w:t xml:space="preserve"> futásának eredménye</w:t>
+      </w:r>
+    </w:p>
+    <w:p>
+      <w:pPr>
+        <w:spacing w:line="360" w:lineRule="auto"/>
         <w:jc w:val="both"/>
         <w:rPr>
           <w:rFonts w:ascii="Times New Roman" w:hAnsi="Times New Roman" w:cs="Times New Roman"/>
@@ -6294,6 +6486,7 @@
           <w:sz w:val="24"/>
           <w:szCs w:val="24"/>
         </w:rPr>
+        <w:lastRenderedPageBreak/>
         <w:t>testRequireRoleReturnsFalseWhenUnauthenticated</w:t>
       </w:r>
       <w:proofErr w:type="spellEnd"/>
@@ -6541,7 +6734,6 @@
           <w:sz w:val="24"/>
           <w:szCs w:val="24"/>
         </w:rPr>
-        <w:lastRenderedPageBreak/>
         <w:t xml:space="preserve">A függvény </w:t>
       </w:r>
       <w:proofErr w:type="spellStart"/>
@@ -7117,6 +7309,7 @@
           <w:sz w:val="24"/>
           <w:szCs w:val="24"/>
         </w:rPr>
+        <w:lastRenderedPageBreak/>
         <w:t>testCanWriteMatrix</w:t>
       </w:r>
       <w:proofErr w:type="spellEnd"/>
@@ -7501,7 +7694,6 @@
           <w:sz w:val="24"/>
           <w:szCs w:val="24"/>
         </w:rPr>
-        <w:lastRenderedPageBreak/>
         <w:t xml:space="preserve">Ciklusban teszteli: Üzletvezető, Raktárvezető, Raktárkezelő, Pénztáros esetén a </w:t>
       </w:r>
       <w:proofErr w:type="spellStart"/>
@@ -7596,6 +7788,102 @@
     <w:p>
       <w:pPr>
         <w:spacing w:line="360" w:lineRule="auto"/>
+        <w:jc w:val="center"/>
+        <w:rPr>
+          <w:rFonts w:ascii="Times New Roman" w:hAnsi="Times New Roman" w:cs="Times New Roman"/>
+          <w:sz w:val="24"/>
+          <w:szCs w:val="24"/>
+        </w:rPr>
+      </w:pPr>
+      <w:r>
+        <w:rPr>
+          <w:rFonts w:ascii="Times New Roman" w:hAnsi="Times New Roman" w:cs="Times New Roman"/>
+          <w:noProof/>
+          <w:sz w:val="24"/>
+          <w:szCs w:val="24"/>
+        </w:rPr>
+        <w:drawing>
+          <wp:inline distT="0" distB="0" distL="0" distR="0" wp14:anchorId="73B1C30E" wp14:editId="28C0E588">
+            <wp:extent cx="5760720" cy="879475"/>
+            <wp:effectExtent l="0" t="0" r="5080" b="0"/>
+            <wp:docPr id="733808889" name="Picture 1" descr="A screen shot of a computer&#10;&#10;AI-generated content may be incorrect."/>
+            <wp:cNvGraphicFramePr>
+              <a:graphicFrameLocks xmlns:a="http://schemas.openxmlformats.org/drawingml/2006/main" noChangeAspect="1"/>
+            </wp:cNvGraphicFramePr>
+            <a:graphic xmlns:a="http://schemas.openxmlformats.org/drawingml/2006/main">
+              <a:graphicData uri="http://schemas.openxmlformats.org/drawingml/2006/picture">
+                <pic:pic xmlns:pic="http://schemas.openxmlformats.org/drawingml/2006/picture">
+                  <pic:nvPicPr>
+                    <pic:cNvPr id="733808889" name="Picture 1" descr="A screen shot of a computer&#10;&#10;AI-generated content may be incorrect."/>
+                    <pic:cNvPicPr/>
+                  </pic:nvPicPr>
+                  <pic:blipFill>
+                    <a:blip r:embed="rId9"/>
+                    <a:stretch>
+                      <a:fillRect/>
+                    </a:stretch>
+                  </pic:blipFill>
+                  <pic:spPr>
+                    <a:xfrm>
+                      <a:off x="0" y="0"/>
+                      <a:ext cx="5760720" cy="879475"/>
+                    </a:xfrm>
+                    <a:prstGeom prst="rect">
+                      <a:avLst/>
+                    </a:prstGeom>
+                  </pic:spPr>
+                </pic:pic>
+              </a:graphicData>
+            </a:graphic>
+          </wp:inline>
+        </w:drawing>
+      </w:r>
+    </w:p>
+    <w:p>
+      <w:pPr>
+        <w:pStyle w:val="ListParagraph"/>
+        <w:numPr>
+          <w:ilvl w:val="0"/>
+          <w:numId w:val="64"/>
+        </w:numPr>
+        <w:spacing w:line="360" w:lineRule="auto"/>
+        <w:jc w:val="center"/>
+        <w:rPr>
+          <w:rFonts w:ascii="Times New Roman" w:hAnsi="Times New Roman" w:cs="Times New Roman"/>
+          <w:sz w:val="24"/>
+          <w:szCs w:val="24"/>
+        </w:rPr>
+      </w:pPr>
+      <w:r>
+        <w:rPr>
+          <w:rFonts w:ascii="Times New Roman" w:hAnsi="Times New Roman" w:cs="Times New Roman"/>
+          <w:sz w:val="24"/>
+          <w:szCs w:val="24"/>
+        </w:rPr>
+        <w:t xml:space="preserve">ábra – </w:t>
+      </w:r>
+      <w:proofErr w:type="spellStart"/>
+      <w:r>
+        <w:rPr>
+          <w:rFonts w:ascii="Times New Roman" w:hAnsi="Times New Roman" w:cs="Times New Roman"/>
+          <w:sz w:val="24"/>
+          <w:szCs w:val="24"/>
+        </w:rPr>
+        <w:t>RolesTest</w:t>
+      </w:r>
+      <w:proofErr w:type="spellEnd"/>
+      <w:r>
+        <w:rPr>
+          <w:rFonts w:ascii="Times New Roman" w:hAnsi="Times New Roman" w:cs="Times New Roman"/>
+          <w:sz w:val="24"/>
+          <w:szCs w:val="24"/>
+        </w:rPr>
+        <w:t xml:space="preserve"> futásának eredménye</w:t>
+      </w:r>
+    </w:p>
+    <w:p>
+      <w:pPr>
+        <w:spacing w:line="360" w:lineRule="auto"/>
         <w:jc w:val="both"/>
         <w:rPr>
           <w:rFonts w:ascii="Times New Roman" w:hAnsi="Times New Roman" w:cs="Times New Roman"/>
@@ -7751,6 +8039,7 @@
           <w:sz w:val="24"/>
           <w:szCs w:val="24"/>
         </w:rPr>
+        <w:lastRenderedPageBreak/>
         <w:drawing>
           <wp:inline distT="0" distB="0" distL="0" distR="0" wp14:anchorId="017727C6" wp14:editId="2F615918">
             <wp:extent cx="5760720" cy="3073400"/>
@@ -7767,7 +8056,7 @@
                     <pic:cNvPicPr/>
                   </pic:nvPicPr>
                   <pic:blipFill>
-                    <a:blip r:embed="rId7"/>
+                    <a:blip r:embed="rId10"/>
                     <a:stretch>
                       <a:fillRect/>
                     </a:stretch>
@@ -7790,6 +8079,30 @@
     </w:p>
     <w:p>
       <w:pPr>
+        <w:pStyle w:val="ListParagraph"/>
+        <w:numPr>
+          <w:ilvl w:val="0"/>
+          <w:numId w:val="64"/>
+        </w:numPr>
+        <w:spacing w:line="360" w:lineRule="auto"/>
+        <w:jc w:val="center"/>
+        <w:rPr>
+          <w:rFonts w:ascii="Times New Roman" w:hAnsi="Times New Roman" w:cs="Times New Roman"/>
+          <w:sz w:val="24"/>
+          <w:szCs w:val="24"/>
+        </w:rPr>
+      </w:pPr>
+      <w:r>
+        <w:rPr>
+          <w:rFonts w:ascii="Times New Roman" w:hAnsi="Times New Roman" w:cs="Times New Roman"/>
+          <w:sz w:val="24"/>
+          <w:szCs w:val="24"/>
+        </w:rPr>
+        <w:t>ábra – Az összes teszt futásának eredménye</w:t>
+      </w:r>
+    </w:p>
+    <w:p>
+      <w:pPr>
         <w:spacing w:line="360" w:lineRule="auto"/>
         <w:jc w:val="both"/>
         <w:rPr>
@@ -7862,9 +8175,9 @@
       </w:r>
     </w:p>
     <w:sectPr>
-      <w:headerReference w:type="even" r:id="rId8"/>
-      <w:headerReference w:type="default" r:id="rId9"/>
-      <w:headerReference w:type="first" r:id="rId10"/>
+      <w:headerReference w:type="even" r:id="rId11"/>
+      <w:headerReference w:type="default" r:id="rId12"/>
+      <w:headerReference w:type="first" r:id="rId13"/>
       <w:pgSz w:w="11906" w:h="16838"/>
       <w:pgMar w:top="1417" w:right="1417" w:bottom="1417" w:left="1417" w:header="708" w:footer="708" w:gutter="0"/>
       <w:cols w:space="708"/>
@@ -10762,6 +11075,95 @@
     </w:lvl>
   </w:abstractNum>
   <w:abstractNum w:abstractNumId="31" w15:restartNumberingAfterBreak="0">
+    <w:nsid w:val="41FE75DD"/>
+    <w:multiLevelType w:val="hybridMultilevel"/>
+    <w:tmpl w:val="3F70FE66"/>
+    <w:lvl w:ilvl="0" w:tplc="4E1E35DA">
+      <w:start w:val="1"/>
+      <w:numFmt w:val="decimal"/>
+      <w:lvlText w:val="%1.)"/>
+      <w:lvlJc w:val="left"/>
+      <w:pPr>
+        <w:ind w:left="720" w:hanging="360"/>
+      </w:pPr>
+      <w:rPr>
+        <w:rFonts w:hint="default"/>
+      </w:rPr>
+    </w:lvl>
+    <w:lvl w:ilvl="1" w:tplc="04090019" w:tentative="1">
+      <w:start w:val="1"/>
+      <w:numFmt w:val="lowerLetter"/>
+      <w:lvlText w:val="%2."/>
+      <w:lvlJc w:val="left"/>
+      <w:pPr>
+        <w:ind w:left="1440" w:hanging="360"/>
+      </w:pPr>
+    </w:lvl>
+    <w:lvl w:ilvl="2" w:tplc="0409001B" w:tentative="1">
+      <w:start w:val="1"/>
+      <w:numFmt w:val="lowerRoman"/>
+      <w:lvlText w:val="%3."/>
+      <w:lvlJc w:val="right"/>
+      <w:pPr>
+        <w:ind w:left="2160" w:hanging="180"/>
+      </w:pPr>
+    </w:lvl>
+    <w:lvl w:ilvl="3" w:tplc="0409000F" w:tentative="1">
+      <w:start w:val="1"/>
+      <w:numFmt w:val="decimal"/>
+      <w:lvlText w:val="%4."/>
+      <w:lvlJc w:val="left"/>
+      <w:pPr>
+        <w:ind w:left="2880" w:hanging="360"/>
+      </w:pPr>
+    </w:lvl>
+    <w:lvl w:ilvl="4" w:tplc="04090019" w:tentative="1">
+      <w:start w:val="1"/>
+      <w:numFmt w:val="lowerLetter"/>
+      <w:lvlText w:val="%5."/>
+      <w:lvlJc w:val="left"/>
+      <w:pPr>
+        <w:ind w:left="3600" w:hanging="360"/>
+      </w:pPr>
+    </w:lvl>
+    <w:lvl w:ilvl="5" w:tplc="0409001B" w:tentative="1">
+      <w:start w:val="1"/>
+      <w:numFmt w:val="lowerRoman"/>
+      <w:lvlText w:val="%6."/>
+      <w:lvlJc w:val="right"/>
+      <w:pPr>
+        <w:ind w:left="4320" w:hanging="180"/>
+      </w:pPr>
+    </w:lvl>
+    <w:lvl w:ilvl="6" w:tplc="0409000F" w:tentative="1">
+      <w:start w:val="1"/>
+      <w:numFmt w:val="decimal"/>
+      <w:lvlText w:val="%7."/>
+      <w:lvlJc w:val="left"/>
+      <w:pPr>
+        <w:ind w:left="5040" w:hanging="360"/>
+      </w:pPr>
+    </w:lvl>
+    <w:lvl w:ilvl="7" w:tplc="04090019" w:tentative="1">
+      <w:start w:val="1"/>
+      <w:numFmt w:val="lowerLetter"/>
+      <w:lvlText w:val="%8."/>
+      <w:lvlJc w:val="left"/>
+      <w:pPr>
+        <w:ind w:left="5760" w:hanging="360"/>
+      </w:pPr>
+    </w:lvl>
+    <w:lvl w:ilvl="8" w:tplc="0409001B" w:tentative="1">
+      <w:start w:val="1"/>
+      <w:numFmt w:val="lowerRoman"/>
+      <w:lvlText w:val="%9."/>
+      <w:lvlJc w:val="right"/>
+      <w:pPr>
+        <w:ind w:left="6480" w:hanging="180"/>
+      </w:pPr>
+    </w:lvl>
+  </w:abstractNum>
+  <w:abstractNum w:abstractNumId="32" w15:restartNumberingAfterBreak="0">
     <w:nsid w:val="458F3913"/>
     <w:multiLevelType w:val="hybridMultilevel"/>
     <w:tmpl w:val="F796E96E"/>
@@ -10850,7 +11252,7 @@
       </w:pPr>
     </w:lvl>
   </w:abstractNum>
-  <w:abstractNum w:abstractNumId="32" w15:restartNumberingAfterBreak="0">
+  <w:abstractNum w:abstractNumId="33" w15:restartNumberingAfterBreak="0">
     <w:nsid w:val="45E35F18"/>
     <w:multiLevelType w:val="hybridMultilevel"/>
     <w:tmpl w:val="B290CDD6"/>
@@ -10939,7 +11341,7 @@
       </w:pPr>
     </w:lvl>
   </w:abstractNum>
-  <w:abstractNum w:abstractNumId="33" w15:restartNumberingAfterBreak="0">
+  <w:abstractNum w:abstractNumId="34" w15:restartNumberingAfterBreak="0">
     <w:nsid w:val="46527731"/>
     <w:multiLevelType w:val="hybridMultilevel"/>
     <w:tmpl w:val="2B20C690"/>
@@ -11028,7 +11430,7 @@
       </w:pPr>
     </w:lvl>
   </w:abstractNum>
-  <w:abstractNum w:abstractNumId="34" w15:restartNumberingAfterBreak="0">
+  <w:abstractNum w:abstractNumId="35" w15:restartNumberingAfterBreak="0">
     <w:nsid w:val="47292CEB"/>
     <w:multiLevelType w:val="hybridMultilevel"/>
     <w:tmpl w:val="BFD033A4"/>
@@ -11117,7 +11519,7 @@
       </w:pPr>
     </w:lvl>
   </w:abstractNum>
-  <w:abstractNum w:abstractNumId="35" w15:restartNumberingAfterBreak="0">
+  <w:abstractNum w:abstractNumId="36" w15:restartNumberingAfterBreak="0">
     <w:nsid w:val="4DD7696E"/>
     <w:multiLevelType w:val="hybridMultilevel"/>
     <w:tmpl w:val="728AA500"/>
@@ -11206,7 +11608,7 @@
       </w:pPr>
     </w:lvl>
   </w:abstractNum>
-  <w:abstractNum w:abstractNumId="36" w15:restartNumberingAfterBreak="0">
+  <w:abstractNum w:abstractNumId="37" w15:restartNumberingAfterBreak="0">
     <w:nsid w:val="4F9F3D2E"/>
     <w:multiLevelType w:val="hybridMultilevel"/>
     <w:tmpl w:val="78F4C622"/>
@@ -11295,7 +11697,7 @@
       </w:pPr>
     </w:lvl>
   </w:abstractNum>
-  <w:abstractNum w:abstractNumId="37" w15:restartNumberingAfterBreak="0">
+  <w:abstractNum w:abstractNumId="38" w15:restartNumberingAfterBreak="0">
     <w:nsid w:val="50D00B3F"/>
     <w:multiLevelType w:val="hybridMultilevel"/>
     <w:tmpl w:val="9D10E3E0"/>
@@ -11384,7 +11786,7 @@
       </w:pPr>
     </w:lvl>
   </w:abstractNum>
-  <w:abstractNum w:abstractNumId="38" w15:restartNumberingAfterBreak="0">
+  <w:abstractNum w:abstractNumId="39" w15:restartNumberingAfterBreak="0">
     <w:nsid w:val="51C359AE"/>
     <w:multiLevelType w:val="hybridMultilevel"/>
     <w:tmpl w:val="4E04670E"/>
@@ -11473,7 +11875,7 @@
       </w:pPr>
     </w:lvl>
   </w:abstractNum>
-  <w:abstractNum w:abstractNumId="39" w15:restartNumberingAfterBreak="0">
+  <w:abstractNum w:abstractNumId="40" w15:restartNumberingAfterBreak="0">
     <w:nsid w:val="53BE63BA"/>
     <w:multiLevelType w:val="hybridMultilevel"/>
     <w:tmpl w:val="ED36E370"/>
@@ -11562,7 +11964,7 @@
       </w:pPr>
     </w:lvl>
   </w:abstractNum>
-  <w:abstractNum w:abstractNumId="40" w15:restartNumberingAfterBreak="0">
+  <w:abstractNum w:abstractNumId="41" w15:restartNumberingAfterBreak="0">
     <w:nsid w:val="5470104D"/>
     <w:multiLevelType w:val="hybridMultilevel"/>
     <w:tmpl w:val="E87EEFC6"/>
@@ -11651,7 +12053,7 @@
       </w:pPr>
     </w:lvl>
   </w:abstractNum>
-  <w:abstractNum w:abstractNumId="41" w15:restartNumberingAfterBreak="0">
+  <w:abstractNum w:abstractNumId="42" w15:restartNumberingAfterBreak="0">
     <w:nsid w:val="5A5A6C81"/>
     <w:multiLevelType w:val="hybridMultilevel"/>
     <w:tmpl w:val="CB8895F2"/>
@@ -11740,7 +12142,7 @@
       </w:pPr>
     </w:lvl>
   </w:abstractNum>
-  <w:abstractNum w:abstractNumId="42" w15:restartNumberingAfterBreak="0">
+  <w:abstractNum w:abstractNumId="43" w15:restartNumberingAfterBreak="0">
     <w:nsid w:val="5BA938DF"/>
     <w:multiLevelType w:val="hybridMultilevel"/>
     <w:tmpl w:val="C5248738"/>
@@ -11829,7 +12231,7 @@
       </w:pPr>
     </w:lvl>
   </w:abstractNum>
-  <w:abstractNum w:abstractNumId="43" w15:restartNumberingAfterBreak="0">
+  <w:abstractNum w:abstractNumId="44" w15:restartNumberingAfterBreak="0">
     <w:nsid w:val="5E2F00EE"/>
     <w:multiLevelType w:val="hybridMultilevel"/>
     <w:tmpl w:val="742C4E72"/>
@@ -11918,7 +12320,7 @@
       </w:pPr>
     </w:lvl>
   </w:abstractNum>
-  <w:abstractNum w:abstractNumId="44" w15:restartNumberingAfterBreak="0">
+  <w:abstractNum w:abstractNumId="45" w15:restartNumberingAfterBreak="0">
     <w:nsid w:val="61025F27"/>
     <w:multiLevelType w:val="hybridMultilevel"/>
     <w:tmpl w:val="77F0B864"/>
@@ -12007,7 +12409,7 @@
       </w:pPr>
     </w:lvl>
   </w:abstractNum>
-  <w:abstractNum w:abstractNumId="45" w15:restartNumberingAfterBreak="0">
+  <w:abstractNum w:abstractNumId="46" w15:restartNumberingAfterBreak="0">
     <w:nsid w:val="61A96C9A"/>
     <w:multiLevelType w:val="hybridMultilevel"/>
     <w:tmpl w:val="9DC05EB8"/>
@@ -12096,7 +12498,7 @@
       </w:pPr>
     </w:lvl>
   </w:abstractNum>
-  <w:abstractNum w:abstractNumId="46" w15:restartNumberingAfterBreak="0">
+  <w:abstractNum w:abstractNumId="47" w15:restartNumberingAfterBreak="0">
     <w:nsid w:val="621A4F7A"/>
     <w:multiLevelType w:val="hybridMultilevel"/>
     <w:tmpl w:val="557CDF3E"/>
@@ -12185,7 +12587,7 @@
       </w:pPr>
     </w:lvl>
   </w:abstractNum>
-  <w:abstractNum w:abstractNumId="47" w15:restartNumberingAfterBreak="0">
+  <w:abstractNum w:abstractNumId="48" w15:restartNumberingAfterBreak="0">
     <w:nsid w:val="624D61CA"/>
     <w:multiLevelType w:val="hybridMultilevel"/>
     <w:tmpl w:val="3F62F214"/>
@@ -12274,7 +12676,7 @@
       </w:pPr>
     </w:lvl>
   </w:abstractNum>
-  <w:abstractNum w:abstractNumId="48" w15:restartNumberingAfterBreak="0">
+  <w:abstractNum w:abstractNumId="49" w15:restartNumberingAfterBreak="0">
     <w:nsid w:val="627574A6"/>
     <w:multiLevelType w:val="hybridMultilevel"/>
     <w:tmpl w:val="1854A246"/>
@@ -12363,7 +12765,7 @@
       </w:pPr>
     </w:lvl>
   </w:abstractNum>
-  <w:abstractNum w:abstractNumId="49" w15:restartNumberingAfterBreak="0">
+  <w:abstractNum w:abstractNumId="50" w15:restartNumberingAfterBreak="0">
     <w:nsid w:val="65E540C4"/>
     <w:multiLevelType w:val="hybridMultilevel"/>
     <w:tmpl w:val="68C00C98"/>
@@ -12452,7 +12854,7 @@
       </w:pPr>
     </w:lvl>
   </w:abstractNum>
-  <w:abstractNum w:abstractNumId="50" w15:restartNumberingAfterBreak="0">
+  <w:abstractNum w:abstractNumId="51" w15:restartNumberingAfterBreak="0">
     <w:nsid w:val="65ED129C"/>
     <w:multiLevelType w:val="hybridMultilevel"/>
     <w:tmpl w:val="3DEAAF70"/>
@@ -12541,7 +12943,7 @@
       </w:pPr>
     </w:lvl>
   </w:abstractNum>
-  <w:abstractNum w:abstractNumId="51" w15:restartNumberingAfterBreak="0">
+  <w:abstractNum w:abstractNumId="52" w15:restartNumberingAfterBreak="0">
     <w:nsid w:val="66050C89"/>
     <w:multiLevelType w:val="hybridMultilevel"/>
     <w:tmpl w:val="421EEE6E"/>
@@ -12630,7 +13032,7 @@
       </w:pPr>
     </w:lvl>
   </w:abstractNum>
-  <w:abstractNum w:abstractNumId="52" w15:restartNumberingAfterBreak="0">
+  <w:abstractNum w:abstractNumId="53" w15:restartNumberingAfterBreak="0">
     <w:nsid w:val="693C75EA"/>
     <w:multiLevelType w:val="hybridMultilevel"/>
     <w:tmpl w:val="FFDE93C2"/>
@@ -12719,7 +13121,7 @@
       </w:pPr>
     </w:lvl>
   </w:abstractNum>
-  <w:abstractNum w:abstractNumId="53" w15:restartNumberingAfterBreak="0">
+  <w:abstractNum w:abstractNumId="54" w15:restartNumberingAfterBreak="0">
     <w:nsid w:val="6A307926"/>
     <w:multiLevelType w:val="hybridMultilevel"/>
     <w:tmpl w:val="D540A5F8"/>
@@ -12808,7 +13210,7 @@
       </w:pPr>
     </w:lvl>
   </w:abstractNum>
-  <w:abstractNum w:abstractNumId="54" w15:restartNumberingAfterBreak="0">
+  <w:abstractNum w:abstractNumId="55" w15:restartNumberingAfterBreak="0">
     <w:nsid w:val="6E0C1117"/>
     <w:multiLevelType w:val="hybridMultilevel"/>
     <w:tmpl w:val="D3A2AF2E"/>
@@ -12897,7 +13299,7 @@
       </w:pPr>
     </w:lvl>
   </w:abstractNum>
-  <w:abstractNum w:abstractNumId="55" w15:restartNumberingAfterBreak="0">
+  <w:abstractNum w:abstractNumId="56" w15:restartNumberingAfterBreak="0">
     <w:nsid w:val="71B73E02"/>
     <w:multiLevelType w:val="hybridMultilevel"/>
     <w:tmpl w:val="72B64CEE"/>
@@ -12986,7 +13388,7 @@
       </w:pPr>
     </w:lvl>
   </w:abstractNum>
-  <w:abstractNum w:abstractNumId="56" w15:restartNumberingAfterBreak="0">
+  <w:abstractNum w:abstractNumId="57" w15:restartNumberingAfterBreak="0">
     <w:nsid w:val="739A25FE"/>
     <w:multiLevelType w:val="hybridMultilevel"/>
     <w:tmpl w:val="A1E087FE"/>
@@ -13075,7 +13477,7 @@
       </w:pPr>
     </w:lvl>
   </w:abstractNum>
-  <w:abstractNum w:abstractNumId="57" w15:restartNumberingAfterBreak="0">
+  <w:abstractNum w:abstractNumId="58" w15:restartNumberingAfterBreak="0">
     <w:nsid w:val="74F77976"/>
     <w:multiLevelType w:val="hybridMultilevel"/>
     <w:tmpl w:val="DB747170"/>
@@ -13164,7 +13566,7 @@
       </w:pPr>
     </w:lvl>
   </w:abstractNum>
-  <w:abstractNum w:abstractNumId="58" w15:restartNumberingAfterBreak="0">
+  <w:abstractNum w:abstractNumId="59" w15:restartNumberingAfterBreak="0">
     <w:nsid w:val="79D366A6"/>
     <w:multiLevelType w:val="hybridMultilevel"/>
     <w:tmpl w:val="47D2CFBC"/>
@@ -13276,7 +13678,7 @@
       </w:rPr>
     </w:lvl>
   </w:abstractNum>
-  <w:abstractNum w:abstractNumId="59" w15:restartNumberingAfterBreak="0">
+  <w:abstractNum w:abstractNumId="60" w15:restartNumberingAfterBreak="0">
     <w:nsid w:val="7B4848DF"/>
     <w:multiLevelType w:val="hybridMultilevel"/>
     <w:tmpl w:val="5A46A206"/>
@@ -13365,7 +13767,7 @@
       </w:pPr>
     </w:lvl>
   </w:abstractNum>
-  <w:abstractNum w:abstractNumId="60" w15:restartNumberingAfterBreak="0">
+  <w:abstractNum w:abstractNumId="61" w15:restartNumberingAfterBreak="0">
     <w:nsid w:val="7C9D597A"/>
     <w:multiLevelType w:val="hybridMultilevel"/>
     <w:tmpl w:val="8AA6A0E8"/>
@@ -13454,7 +13856,7 @@
       </w:pPr>
     </w:lvl>
   </w:abstractNum>
-  <w:abstractNum w:abstractNumId="61" w15:restartNumberingAfterBreak="0">
+  <w:abstractNum w:abstractNumId="62" w15:restartNumberingAfterBreak="0">
     <w:nsid w:val="7DA57FE6"/>
     <w:multiLevelType w:val="hybridMultilevel"/>
     <w:tmpl w:val="F3B4CC9A"/>
@@ -13543,7 +13945,7 @@
       </w:pPr>
     </w:lvl>
   </w:abstractNum>
-  <w:abstractNum w:abstractNumId="62" w15:restartNumberingAfterBreak="0">
+  <w:abstractNum w:abstractNumId="63" w15:restartNumberingAfterBreak="0">
     <w:nsid w:val="7DF73D69"/>
     <w:multiLevelType w:val="hybridMultilevel"/>
     <w:tmpl w:val="C92C48EA"/>
@@ -13636,10 +14038,10 @@
     <w:abstractNumId w:val="21"/>
   </w:num>
   <w:num w:numId="2" w16cid:durableId="449713228">
-    <w:abstractNumId w:val="50"/>
+    <w:abstractNumId w:val="51"/>
   </w:num>
   <w:num w:numId="3" w16cid:durableId="1134329390">
-    <w:abstractNumId w:val="48"/>
+    <w:abstractNumId w:val="49"/>
   </w:num>
   <w:num w:numId="4" w16cid:durableId="1767266955">
     <w:abstractNumId w:val="14"/>
@@ -13651,10 +14053,10 @@
     <w:abstractNumId w:val="28"/>
   </w:num>
   <w:num w:numId="7" w16cid:durableId="2017533480">
-    <w:abstractNumId w:val="46"/>
+    <w:abstractNumId w:val="47"/>
   </w:num>
   <w:num w:numId="8" w16cid:durableId="504512379">
-    <w:abstractNumId w:val="58"/>
+    <w:abstractNumId w:val="59"/>
   </w:num>
   <w:num w:numId="9" w16cid:durableId="164711545">
     <w:abstractNumId w:val="13"/>
@@ -13663,7 +14065,7 @@
     <w:abstractNumId w:val="16"/>
   </w:num>
   <w:num w:numId="11" w16cid:durableId="1601136460">
-    <w:abstractNumId w:val="52"/>
+    <w:abstractNumId w:val="53"/>
   </w:num>
   <w:num w:numId="12" w16cid:durableId="1046105790">
     <w:abstractNumId w:val="2"/>
@@ -13672,10 +14074,10 @@
     <w:abstractNumId w:val="7"/>
   </w:num>
   <w:num w:numId="14" w16cid:durableId="1243417529">
-    <w:abstractNumId w:val="41"/>
+    <w:abstractNumId w:val="42"/>
   </w:num>
   <w:num w:numId="15" w16cid:durableId="1944531366">
-    <w:abstractNumId w:val="43"/>
+    <w:abstractNumId w:val="44"/>
   </w:num>
   <w:num w:numId="16" w16cid:durableId="215363851">
     <w:abstractNumId w:val="6"/>
@@ -13684,10 +14086,10 @@
     <w:abstractNumId w:val="15"/>
   </w:num>
   <w:num w:numId="18" w16cid:durableId="1266964754">
-    <w:abstractNumId w:val="57"/>
+    <w:abstractNumId w:val="58"/>
   </w:num>
   <w:num w:numId="19" w16cid:durableId="372731522">
-    <w:abstractNumId w:val="53"/>
+    <w:abstractNumId w:val="54"/>
   </w:num>
   <w:num w:numId="20" w16cid:durableId="1381319488">
     <w:abstractNumId w:val="27"/>
@@ -13699,10 +14101,10 @@
     <w:abstractNumId w:val="11"/>
   </w:num>
   <w:num w:numId="23" w16cid:durableId="89741314">
-    <w:abstractNumId w:val="31"/>
+    <w:abstractNumId w:val="32"/>
   </w:num>
   <w:num w:numId="24" w16cid:durableId="2093160383">
-    <w:abstractNumId w:val="36"/>
+    <w:abstractNumId w:val="37"/>
   </w:num>
   <w:num w:numId="25" w16cid:durableId="1462305747">
     <w:abstractNumId w:val="0"/>
@@ -13711,7 +14113,7 @@
     <w:abstractNumId w:val="24"/>
   </w:num>
   <w:num w:numId="27" w16cid:durableId="1709144123">
-    <w:abstractNumId w:val="49"/>
+    <w:abstractNumId w:val="50"/>
   </w:num>
   <w:num w:numId="28" w16cid:durableId="1895193679">
     <w:abstractNumId w:val="26"/>
@@ -13723,19 +14125,19 @@
     <w:abstractNumId w:val="5"/>
   </w:num>
   <w:num w:numId="31" w16cid:durableId="1216502004">
-    <w:abstractNumId w:val="56"/>
+    <w:abstractNumId w:val="57"/>
   </w:num>
   <w:num w:numId="32" w16cid:durableId="1731420430">
-    <w:abstractNumId w:val="33"/>
+    <w:abstractNumId w:val="34"/>
   </w:num>
   <w:num w:numId="33" w16cid:durableId="1374967055">
     <w:abstractNumId w:val="10"/>
   </w:num>
   <w:num w:numId="34" w16cid:durableId="1625885283">
-    <w:abstractNumId w:val="59"/>
+    <w:abstractNumId w:val="60"/>
   </w:num>
   <w:num w:numId="35" w16cid:durableId="1170943339">
-    <w:abstractNumId w:val="47"/>
+    <w:abstractNumId w:val="48"/>
   </w:num>
   <w:num w:numId="36" w16cid:durableId="931864303">
     <w:abstractNumId w:val="22"/>
@@ -13744,19 +14146,19 @@
     <w:abstractNumId w:val="19"/>
   </w:num>
   <w:num w:numId="38" w16cid:durableId="1929846228">
-    <w:abstractNumId w:val="61"/>
+    <w:abstractNumId w:val="62"/>
   </w:num>
   <w:num w:numId="39" w16cid:durableId="256452865">
-    <w:abstractNumId w:val="37"/>
+    <w:abstractNumId w:val="38"/>
   </w:num>
   <w:num w:numId="40" w16cid:durableId="441001023">
-    <w:abstractNumId w:val="45"/>
+    <w:abstractNumId w:val="46"/>
   </w:num>
   <w:num w:numId="41" w16cid:durableId="27144647">
-    <w:abstractNumId w:val="42"/>
+    <w:abstractNumId w:val="43"/>
   </w:num>
   <w:num w:numId="42" w16cid:durableId="524098117">
-    <w:abstractNumId w:val="39"/>
+    <w:abstractNumId w:val="40"/>
   </w:num>
   <w:num w:numId="43" w16cid:durableId="363094480">
     <w:abstractNumId w:val="30"/>
@@ -13765,31 +14167,31 @@
     <w:abstractNumId w:val="20"/>
   </w:num>
   <w:num w:numId="45" w16cid:durableId="802189150">
-    <w:abstractNumId w:val="38"/>
+    <w:abstractNumId w:val="39"/>
   </w:num>
   <w:num w:numId="46" w16cid:durableId="713844139">
     <w:abstractNumId w:val="23"/>
   </w:num>
   <w:num w:numId="47" w16cid:durableId="1710491529">
-    <w:abstractNumId w:val="35"/>
+    <w:abstractNumId w:val="36"/>
   </w:num>
   <w:num w:numId="48" w16cid:durableId="1677996457">
-    <w:abstractNumId w:val="54"/>
+    <w:abstractNumId w:val="55"/>
   </w:num>
   <w:num w:numId="49" w16cid:durableId="8070563">
     <w:abstractNumId w:val="9"/>
   </w:num>
   <w:num w:numId="50" w16cid:durableId="88088695">
-    <w:abstractNumId w:val="51"/>
+    <w:abstractNumId w:val="52"/>
   </w:num>
   <w:num w:numId="51" w16cid:durableId="430468983">
-    <w:abstractNumId w:val="40"/>
+    <w:abstractNumId w:val="41"/>
   </w:num>
   <w:num w:numId="52" w16cid:durableId="772097099">
     <w:abstractNumId w:val="29"/>
   </w:num>
   <w:num w:numId="53" w16cid:durableId="1419718964">
-    <w:abstractNumId w:val="32"/>
+    <w:abstractNumId w:val="33"/>
   </w:num>
   <w:num w:numId="54" w16cid:durableId="776947129">
     <w:abstractNumId w:val="8"/>
@@ -13798,7 +14200,7 @@
     <w:abstractNumId w:val="18"/>
   </w:num>
   <w:num w:numId="56" w16cid:durableId="264312227">
-    <w:abstractNumId w:val="55"/>
+    <w:abstractNumId w:val="56"/>
   </w:num>
   <w:num w:numId="57" w16cid:durableId="654336964">
     <w:abstractNumId w:val="1"/>
@@ -13810,16 +14212,19 @@
     <w:abstractNumId w:val="4"/>
   </w:num>
   <w:num w:numId="60" w16cid:durableId="639726911">
-    <w:abstractNumId w:val="44"/>
+    <w:abstractNumId w:val="45"/>
   </w:num>
   <w:num w:numId="61" w16cid:durableId="1755779842">
-    <w:abstractNumId w:val="34"/>
+    <w:abstractNumId w:val="35"/>
   </w:num>
   <w:num w:numId="62" w16cid:durableId="578322246">
-    <w:abstractNumId w:val="62"/>
+    <w:abstractNumId w:val="63"/>
   </w:num>
   <w:num w:numId="63" w16cid:durableId="1667971684">
-    <w:abstractNumId w:val="60"/>
+    <w:abstractNumId w:val="61"/>
+  </w:num>
+  <w:num w:numId="64" w16cid:durableId="1180504732">
+    <w:abstractNumId w:val="31"/>
   </w:num>
 </w:numbering>
 </file>
